--- a/presentations/Речь_Самигуллин.docx
+++ b/presentations/Речь_Самигуллин.docx
@@ -85,7 +85,7 @@
     <w:p>
       <w:pPr/>
       <w:r>
-        <w:t xml:space="preserve">Основные таблицы — сессии, события и предсказания, связанные по идентификатору сессии. События хранят полезную нагрузку в JSONB. SQL-миграции применяются автоматически при старте сервера. Отдельная схема профиля игры содержит архетипы и схему признаков — это единый контракт между сервером и моделью.</w:t>
+        <w:t xml:space="preserve">Схема данных состоит из пяти связанных таблиц: игроки, игровые сессии, события, прогнозы и модель игры. Игровые сессии ссылаются на игрока и модель, а события и прогнозы — на сессию. События хранят полезную нагрузку в JSONB. SQL-миграции применяются автоматически при старте сервера, а отдельная схема профиля игры с архетипами и схемой признаков служит единым контрактом с моделью.</w:t>
       </w:r>
     </w:p>
     <w:p>
@@ -222,21 +222,6 @@
       <w:color w:val="555555"/>
     </w:rPr>
   </w:style>
-  <w:style w:type="paragraph" w:styleId="Heading1">
-    <w:name w:val="heading 1"/>
-    <w:basedOn w:val="Normal"/>
-    <w:next w:val="Normal"/>
-    <w:pPr>
-      <w:spacing w:before="260" w:after="120"/>
-      <w:jc w:val="left"/>
-      <w:outlineLvl w:val="0"/>
-    </w:pPr>
-    <w:rPr>
-      <w:b/>
-      <w:color w:val="15497A"/>
-      <w:sz w:val="30"/>
-    </w:rPr>
-  </w:style>
   <w:style w:type="paragraph" w:styleId="Heading2">
     <w:name w:val="heading 2"/>
     <w:basedOn w:val="Normal"/>
@@ -251,17 +236,5 @@
       <w:sz w:val="26"/>
     </w:rPr>
   </w:style>
-  <w:style w:type="paragraph" w:styleId="Note">
-    <w:name w:val="Note"/>
-    <w:basedOn w:val="Normal"/>
-    <w:pPr>
-      <w:pBdr>
-        <w:left w:val="single" w:sz="18" w:space="8" w:color="1F9BD8"/>
-      </w:pBdr>
-      <w:shd w:val="clear" w:fill="F1F8FC"/>
-      <w:spacing w:after="140"/>
-      <w:ind w:left="200"/>
-    </w:pPr>
-  </w:style>
 </w:styles>
 </file>